--- a/diagram/samples/dfd.docx
+++ b/diagram/samples/dfd.docx
@@ -78,7 +78,7 @@
           <w:color w:val="606A78"/>
           <w:sz w:val="18"/>
         </w:rPr>
-        <w:t>Data Flow Diagram — Order Processing (L1)</w:t>
+        <w:t>Data Flow Diagram: Order Processing (L1)</w:t>
       </w:r>
     </w:p>
     <w:p>
@@ -94,7 +94,7 @@
         <w:t>Customer</w:t>
       </w:r>
       <w:r>
-        <w:t xml:space="preserve"> — external; connects to 1. Validate Order (order)</w:t>
+        <w:t>: external; connects to 1. Validate Order (order)</w:t>
       </w:r>
     </w:p>
     <w:p>
@@ -110,7 +110,7 @@
         <w:t>1. Validate Order</w:t>
       </w:r>
       <w:r>
-        <w:t xml:space="preserve"> — process; connects to Orders (validated order)</w:t>
+        <w:t>: process; connects to Orders (validated order)</w:t>
       </w:r>
     </w:p>
     <w:p>
@@ -126,7 +126,7 @@
         <w:t>2. Fulfil Order</w:t>
       </w:r>
       <w:r>
-        <w:t xml:space="preserve"> — process; connects to Warehouse (pick list)</w:t>
+        <w:t>: process; connects to Warehouse (pick list)</w:t>
       </w:r>
     </w:p>
     <w:p>
@@ -142,7 +142,7 @@
         <w:t>Orders</w:t>
       </w:r>
       <w:r>
-        <w:t xml:space="preserve"> — datastore; connects to 2. Fulfil Order (order record)</w:t>
+        <w:t>: datastore; connects to 2. Fulfil Order (order record)</w:t>
       </w:r>
     </w:p>
     <w:p>
@@ -158,7 +158,7 @@
         <w:t>Warehouse</w:t>
       </w:r>
       <w:r>
-        <w:t xml:space="preserve"> — external</w:t>
+        <w:t>: external</w:t>
       </w:r>
     </w:p>
     <w:sectPr>
